--- a/documents/REF.docx
+++ b/documents/REF.docx
@@ -8,8 +8,6 @@
           <w:rFonts w:ascii="Times New Roman" w:hAnsi="Times New Roman" w:cs="Times New Roman"/>
         </w:rPr>
       </w:pPr>
-      <w:bookmarkStart w:id="0" w:name="_GoBack"/>
-      <w:bookmarkEnd w:id="0"/>
     </w:p>
     <w:p>
       <w:pPr>
@@ -17,6 +15,8 @@
           <w:rFonts w:ascii="Times New Roman" w:hAnsi="Times New Roman" w:cs="Times New Roman"/>
         </w:rPr>
       </w:pPr>
+      <w:bookmarkStart w:id="0" w:name="_GoBack"/>
+      <w:bookmarkEnd w:id="0"/>
     </w:p>
     <w:sectPr>
       <w:headerReference r:id="rId5" w:type="default"/>
@@ -93,14 +93,14 @@
     <w:r>
       <w:rPr>
         <w:rFonts w:ascii="Bell MT" w:hAnsi="Bell MT"/>
-        <w:sz w:val="30"/>
-        <w:szCs w:val="30"/>
+        <w:sz w:val="28"/>
+        <w:szCs w:val="28"/>
       </w:rPr>
       <w:drawing>
         <wp:anchor distT="0" distB="0" distL="114300" distR="114300" simplePos="0" relativeHeight="251659264" behindDoc="0" locked="0" layoutInCell="1" allowOverlap="1">
           <wp:simplePos x="0" y="0"/>
           <wp:positionH relativeFrom="margin">
-            <wp:posOffset>-88900</wp:posOffset>
+            <wp:posOffset>-139700</wp:posOffset>
           </wp:positionH>
           <wp:positionV relativeFrom="paragraph">
             <wp:posOffset>-176530</wp:posOffset>
@@ -156,8 +156,8 @@
     <w:r>
       <w:rPr>
         <w:rFonts w:ascii="Bell MT" w:hAnsi="Bell MT"/>
-        <w:sz w:val="30"/>
-        <w:szCs w:val="30"/>
+        <w:sz w:val="28"/>
+        <w:szCs w:val="28"/>
       </w:rPr>
       <w:t>NATIONAL ELECTRONICS COMPLEX OF PAKISTAN</w:t>
     </w:r>
@@ -373,7 +373,7 @@
     <w:lsdException w:uiPriority="99" w:name="footnote text"/>
     <w:lsdException w:uiPriority="99" w:name="annotation text"/>
     <w:lsdException w:qFormat="1" w:uiPriority="99" w:semiHidden="0" w:name="header"/>
-    <w:lsdException w:uiPriority="99" w:semiHidden="0" w:name="footer"/>
+    <w:lsdException w:qFormat="1" w:uiPriority="99" w:semiHidden="0" w:name="footer"/>
     <w:lsdException w:uiPriority="99" w:name="index heading"/>
     <w:lsdException w:qFormat="1" w:uiPriority="35" w:name="caption"/>
     <w:lsdException w:uiPriority="99" w:name="table of figures"/>
@@ -858,6 +858,7 @@
     <w:basedOn w:val="1"/>
     <w:link w:val="36"/>
     <w:unhideWhenUsed/>
+    <w:qFormat/>
     <w:uiPriority w:val="99"/>
     <w:pPr>
       <w:tabs>
